--- a/deliverables/submission/오이소창원_참가신청서_한글양식_붙여넣기용_20261004.docx
+++ b/deliverables/submission/오이소창원_참가신청서_한글양식_붙여넣기용_20261004.docx
@@ -1194,7 +1194,7 @@
                 <w:sz w:val="17"/>
                 <w:szCs w:val="17"/>
               </w:rPr>
-              <w:t xml:space="preserve">■ GPT-4 (실제 사용: OpenAI GPT-4.1 mini) ■ Claude (개발 보조 코딩 도구) □ Gemini □ 국내 LLM( ) □ 기타( )</w:t>
+              <w:t xml:space="preserve">■ GPT-4 (실제 사용: OpenAI GPT-4.1 mini) ■ Claude (Claude Opus 5.5(추론 수준 중간), 개발 보조 코딩 도구) □ Gemini □ 국내 LLM( ) □ 기타( )</w:t>
             </w:r>
           </w:p>
         </w:tc>
@@ -1895,7 +1895,7 @@
                 <w:sz w:val="17"/>
                 <w:szCs w:val="17"/>
               </w:rPr>
-              <w:t xml:space="preserve">10/5–10/6</w:t>
+              <w:t xml:space="preserve">10/5</w:t>
             </w:r>
           </w:p>
         </w:tc>
@@ -1925,7 +1925,73 @@
                 <w:sz w:val="17"/>
                 <w:szCs w:val="17"/>
               </w:rPr>
-              <w:t xml:space="preserve">시연영상·발표자료, 최종 검수·제출</w:t>
+              <w:t xml:space="preserve">시연영상(웹·모바일) 촬영·편집, 발표자료 제작</w:t>
+            </w:r>
+          </w:p>
+        </w:tc>
+      </w:tr>
+      <w:tr>
+        <w:trPr>
+          <w:cantSplit/>
+          <w:tblHeader w:val="false"/>
+        </w:trPr>
+        <w:tc>
+          <w:tcPr>
+            <w:tcW w:type="dxa" w:w="2060"/>
+            <w:tcBorders>
+              <w:top w:val="single" w:color="C9D3DF" w:sz="4"/>
+              <w:left w:val="single" w:color="C9D3DF" w:sz="4"/>
+              <w:bottom w:val="single" w:color="C9D3DF" w:sz="4"/>
+              <w:right w:val="single" w:color="C9D3DF" w:sz="4"/>
+            </w:tcBorders>
+            <w:tcMar>
+              <w:top w:type="dxa" w:w="50"/>
+              <w:left w:type="dxa" w:w="80"/>
+              <w:bottom w:type="dxa" w:w="50"/>
+              <w:right w:type="dxa" w:w="80"/>
+            </w:tcMar>
+          </w:tcPr>
+          <w:p>
+            <w:pPr>
+              <w:jc w:val="center"/>
+            </w:pPr>
+            <w:r>
+              <w:rPr>
+                <w:rFonts w:ascii="Malgun Gothic" w:cs="Malgun Gothic" w:eastAsia="Malgun Gothic" w:hAnsi="Malgun Gothic"/>
+                <w:sz w:val="17"/>
+                <w:szCs w:val="17"/>
+              </w:rPr>
+              <w:t xml:space="preserve">10/6</w:t>
+            </w:r>
+          </w:p>
+        </w:tc>
+        <w:tc>
+          <w:tcPr>
+            <w:tcW w:type="dxa" w:w="8144"/>
+            <w:tcBorders>
+              <w:top w:val="single" w:color="C9D3DF" w:sz="4"/>
+              <w:left w:val="single" w:color="C9D3DF" w:sz="4"/>
+              <w:bottom w:val="single" w:color="C9D3DF" w:sz="4"/>
+              <w:right w:val="single" w:color="C9D3DF" w:sz="4"/>
+            </w:tcBorders>
+            <w:tcMar>
+              <w:top w:type="dxa" w:w="50"/>
+              <w:left w:type="dxa" w:w="80"/>
+              <w:bottom w:type="dxa" w:w="50"/>
+              <w:right w:type="dxa" w:w="80"/>
+            </w:tcMar>
+          </w:tcPr>
+          <w:p>
+            <w:pPr>
+              <w:jc w:val="left"/>
+            </w:pPr>
+            <w:r>
+              <w:rPr>
+                <w:rFonts w:ascii="Malgun Gothic" w:cs="Malgun Gothic" w:eastAsia="Malgun Gothic" w:hAnsi="Malgun Gothic"/>
+                <w:sz w:val="17"/>
+                <w:szCs w:val="17"/>
+              </w:rPr>
+              <w:t xml:space="preserve">최종 검수·제출</w:t>
             </w:r>
           </w:p>
         </w:tc>

--- a/deliverables/submission/오이소창원_참가신청서_한글양식_붙여넣기용_20261004.docx
+++ b/deliverables/submission/오이소창원_참가신청서_한글양식_붙여넣기용_20261004.docx
@@ -429,7 +429,7 @@
                 <w:sz w:val="17"/>
                 <w:szCs w:val="17"/>
               </w:rPr>
-              <w:t xml:space="preserve">9/28 제출본 그대로(조**, 이*경, 이*영, 연락처·소속·주소)</w:t>
+              <w:t xml:space="preserve">9/28 제출본 그대로(조**, 이*경, 이*영, 연락처·소속·주소). 이*영 소속: [이미영 님 자료 확인 후 기재 — 프리랜서 강사, 소속 직장·사업자등록 여부]</w:t>
             </w:r>
           </w:p>
         </w:tc>
@@ -1194,7 +1194,7 @@
                 <w:sz w:val="17"/>
                 <w:szCs w:val="17"/>
               </w:rPr>
-              <w:t xml:space="preserve">■ GPT-4 (실제 사용: OpenAI GPT-4.1 mini) ■ Claude (Claude Opus 5.5(추론 수준 중간), 개발 보조 코딩 도구) □ Gemini □ 국내 LLM( ) □ 기타( )</w:t>
+              <w:t xml:space="preserve">■ GPT-4 (실제 사용: OpenAI GPT-4.1 mini) ■ Claude (Claude Opus 5.5(추론 수준 중간), 개발 보조 코딩 도구) □ Gemini □ 국내 LLM( ) ■ 기타( ChatGPT GPT-5.6 Sol·OpenAI Codex — 10/5 UX/UI 개선 보조 )</w:t>
             </w:r>
           </w:p>
         </w:tc>
@@ -1859,7 +1859,7 @@
                 <w:sz w:val="17"/>
                 <w:szCs w:val="17"/>
               </w:rPr>
-              <w:t xml:space="preserve">테스트 의견 반영, 첫 화면·세부 화면 새 디자인, 이메일 알림 완성, 개발완료보고서·기술설명서</w:t>
+              <w:t xml:space="preserve">테스트 의견 반영, 첫 화면·세부 화면 새 디자인, 이메일 알림 완성, 완료보고서·기술명세서</w:t>
             </w:r>
           </w:p>
         </w:tc>
@@ -1925,7 +1925,7 @@
                 <w:sz w:val="17"/>
                 <w:szCs w:val="17"/>
               </w:rPr>
-              <w:t xml:space="preserve">시연영상(웹·모바일) 촬영·편집, 발표자료 제작</w:t>
+              <w:t xml:space="preserve">팀장 노트북·휴대폰 전체 검수 후 UX/UI 개선 4번(여백·정렬·카드·입력 폼·질문/답변 배치, 기능 변경 없음, 자동 테스트 127개 통과), 시연동영상(웹·모바일) 촬영·편집, 발표자료 제작</w:t>
             </w:r>
           </w:p>
         </w:tc>
@@ -2053,8 +2053,8 @@
         </w:tblBorders>
       </w:tblPr>
       <w:tblGrid>
-        <w:gridCol w:w="4534"/>
-        <w:gridCol w:w="5670"/>
+        <w:gridCol w:w="4455"/>
+        <w:gridCol w:w="5749"/>
       </w:tblGrid>
       <w:tr>
         <w:trPr>
@@ -2063,7 +2063,7 @@
         </w:trPr>
         <w:tc>
           <w:tcPr>
-            <w:tcW w:type="dxa" w:w="4534"/>
+            <w:tcW w:type="dxa" w:w="4455"/>
             <w:tcBorders>
               <w:top w:val="single" w:color="C9D3DF" w:sz="4"/>
               <w:left w:val="single" w:color="C9D3DF" w:sz="4"/>
@@ -2097,7 +2097,7 @@
         </w:tc>
         <w:tc>
           <w:tcPr>
-            <w:tcW w:type="dxa" w:w="5670"/>
+            <w:tcW w:type="dxa" w:w="5749"/>
             <w:tcBorders>
               <w:top w:val="single" w:color="C9D3DF" w:sz="4"/>
               <w:left w:val="single" w:color="C9D3DF" w:sz="4"/>
@@ -2125,7 +2125,7 @@
                 <w:sz w:val="17"/>
                 <w:szCs w:val="17"/>
               </w:rPr>
-              <w:t xml:space="preserve">결과(10/4)</w:t>
+              <w:t xml:space="preserve">결과(10/5)</w:t>
             </w:r>
           </w:p>
         </w:tc>
@@ -2137,7 +2137,7 @@
         </w:trPr>
         <w:tc>
           <w:tcPr>
-            <w:tcW w:type="dxa" w:w="4534"/>
+            <w:tcW w:type="dxa" w:w="4455"/>
             <w:tcBorders>
               <w:top w:val="single" w:color="C9D3DF" w:sz="4"/>
               <w:left w:val="single" w:color="C9D3DF" w:sz="4"/>
@@ -2167,7 +2167,7 @@
         </w:tc>
         <w:tc>
           <w:tcPr>
-            <w:tcW w:type="dxa" w:w="5670"/>
+            <w:tcW w:type="dxa" w:w="5749"/>
             <w:tcBorders>
               <w:top w:val="single" w:color="C9D3DF" w:sz="4"/>
               <w:left w:val="single" w:color="C9D3DF" w:sz="4"/>
@@ -2203,7 +2203,7 @@
         </w:trPr>
         <w:tc>
           <w:tcPr>
-            <w:tcW w:type="dxa" w:w="4534"/>
+            <w:tcW w:type="dxa" w:w="4455"/>
             <w:tcBorders>
               <w:top w:val="single" w:color="C9D3DF" w:sz="4"/>
               <w:left w:val="single" w:color="C9D3DF" w:sz="4"/>
@@ -2233,7 +2233,7 @@
         </w:tc>
         <w:tc>
           <w:tcPr>
-            <w:tcW w:type="dxa" w:w="5670"/>
+            <w:tcW w:type="dxa" w:w="5749"/>
             <w:tcBorders>
               <w:top w:val="single" w:color="C9D3DF" w:sz="4"/>
               <w:left w:val="single" w:color="C9D3DF" w:sz="4"/>
@@ -2269,7 +2269,7 @@
         </w:trPr>
         <w:tc>
           <w:tcPr>
-            <w:tcW w:type="dxa" w:w="4534"/>
+            <w:tcW w:type="dxa" w:w="4455"/>
             <w:tcBorders>
               <w:top w:val="single" w:color="C9D3DF" w:sz="4"/>
               <w:left w:val="single" w:color="C9D3DF" w:sz="4"/>
@@ -2299,7 +2299,7 @@
         </w:tc>
         <w:tc>
           <w:tcPr>
-            <w:tcW w:type="dxa" w:w="5670"/>
+            <w:tcW w:type="dxa" w:w="5749"/>
             <w:tcBorders>
               <w:top w:val="single" w:color="C9D3DF" w:sz="4"/>
               <w:left w:val="single" w:color="C9D3DF" w:sz="4"/>
@@ -2335,7 +2335,7 @@
         </w:trPr>
         <w:tc>
           <w:tcPr>
-            <w:tcW w:type="dxa" w:w="4534"/>
+            <w:tcW w:type="dxa" w:w="4455"/>
             <w:tcBorders>
               <w:top w:val="single" w:color="C9D3DF" w:sz="4"/>
               <w:left w:val="single" w:color="C9D3DF" w:sz="4"/>
@@ -2365,7 +2365,7 @@
         </w:tc>
         <w:tc>
           <w:tcPr>
-            <w:tcW w:type="dxa" w:w="5670"/>
+            <w:tcW w:type="dxa" w:w="5749"/>
             <w:tcBorders>
               <w:top w:val="single" w:color="C9D3DF" w:sz="4"/>
               <w:left w:val="single" w:color="C9D3DF" w:sz="4"/>
@@ -2401,7 +2401,7 @@
         </w:trPr>
         <w:tc>
           <w:tcPr>
-            <w:tcW w:type="dxa" w:w="4534"/>
+            <w:tcW w:type="dxa" w:w="4455"/>
             <w:tcBorders>
               <w:top w:val="single" w:color="C9D3DF" w:sz="4"/>
               <w:left w:val="single" w:color="C9D3DF" w:sz="4"/>
@@ -2431,31 +2431,31 @@
         </w:tc>
         <w:tc>
           <w:tcPr>
-            <w:tcW w:type="dxa" w:w="5670"/>
-            <w:tcBorders>
-              <w:top w:val="single" w:color="C9D3DF" w:sz="4"/>
-              <w:left w:val="single" w:color="C9D3DF" w:sz="4"/>
-              <w:bottom w:val="single" w:color="C9D3DF" w:sz="4"/>
-              <w:right w:val="single" w:color="C9D3DF" w:sz="4"/>
-            </w:tcBorders>
-            <w:tcMar>
-              <w:top w:type="dxa" w:w="50"/>
-              <w:left w:type="dxa" w:w="80"/>
-              <w:bottom w:type="dxa" w:w="50"/>
-              <w:right w:type="dxa" w:w="80"/>
-            </w:tcMar>
-          </w:tcPr>
-          <w:p>
-            <w:pPr>
-              <w:jc w:val="left"/>
-            </w:pPr>
-            <w:r>
-              <w:rPr>
-                <w:rFonts w:ascii="Malgun Gothic" w:cs="Malgun Gothic" w:eastAsia="Malgun Gothic" w:hAnsi="Malgun Gothic"/>
-                <w:sz w:val="17"/>
-                <w:szCs w:val="17"/>
-              </w:rPr>
-              <w:t xml:space="preserve">실사용자 4명(문항 평균 4.56/5, 만족도 4.75/5, 추천 4/4) + 팀 자체 테스트 33번(지적 83건 모두 반영)</w:t>
+            <w:tcW w:type="dxa" w:w="5749"/>
+            <w:tcBorders>
+              <w:top w:val="single" w:color="C9D3DF" w:sz="4"/>
+              <w:left w:val="single" w:color="C9D3DF" w:sz="4"/>
+              <w:bottom w:val="single" w:color="C9D3DF" w:sz="4"/>
+              <w:right w:val="single" w:color="C9D3DF" w:sz="4"/>
+            </w:tcBorders>
+            <w:tcMar>
+              <w:top w:type="dxa" w:w="50"/>
+              <w:left w:type="dxa" w:w="80"/>
+              <w:bottom w:type="dxa" w:w="50"/>
+              <w:right w:type="dxa" w:w="80"/>
+            </w:tcMar>
+          </w:tcPr>
+          <w:p>
+            <w:pPr>
+              <w:jc w:val="left"/>
+            </w:pPr>
+            <w:r>
+              <w:rPr>
+                <w:rFonts w:ascii="Malgun Gothic" w:cs="Malgun Gothic" w:eastAsia="Malgun Gothic" w:hAnsi="Malgun Gothic"/>
+                <w:sz w:val="17"/>
+                <w:szCs w:val="17"/>
+              </w:rPr>
+              <w:t xml:space="preserve">테스트 3종 총 53회 — 실사용자 4명(문항 평균 4.56/5, 만족도 4.75/5, 추천 4/4) · 팀 자체 37회(지적 87건 모두 반영) · AI 자동 12회</w:t>
             </w:r>
           </w:p>
         </w:tc>
@@ -2467,7 +2467,7 @@
         </w:trPr>
         <w:tc>
           <w:tcPr>
-            <w:tcW w:type="dxa" w:w="4534"/>
+            <w:tcW w:type="dxa" w:w="4455"/>
             <w:tcBorders>
               <w:top w:val="single" w:color="C9D3DF" w:sz="4"/>
               <w:left w:val="single" w:color="C9D3DF" w:sz="4"/>
@@ -2497,7 +2497,7 @@
         </w:tc>
         <w:tc>
           <w:tcPr>
-            <w:tcW w:type="dxa" w:w="5670"/>
+            <w:tcW w:type="dxa" w:w="5749"/>
             <w:tcBorders>
               <w:top w:val="single" w:color="C9D3DF" w:sz="4"/>
               <w:left w:val="single" w:color="C9D3DF" w:sz="4"/>
@@ -2747,7 +2747,7 @@
                 <w:sz w:val="17"/>
                 <w:szCs w:val="17"/>
               </w:rPr>
-              <w:t xml:space="preserve">UX·발표·품질 검증·최종 검수 — 사용자 시나리오, 화면·흐름 검토, 기능 테스트(6번), 배포·Streamlit Secrets(API 키·메일 발송 계정) 관리, 시연영상·발표</w:t>
+              <w:t xml:space="preserve">UX·품질 검증·최종 검수 — 사용자 시나리오, 화면·흐름 검토, 기능 테스트(10번), 노트북·휴대폰 전체 검수 후 UX/UI 개선(10/5), 배포·Streamlit Secrets(API 키·메일 발송 계정) 관리, 시연동영상 편집·발표</w:t>
             </w:r>
           </w:p>
         </w:tc>
@@ -2879,7 +2879,7 @@
                 <w:sz w:val="17"/>
                 <w:szCs w:val="17"/>
               </w:rPr>
-              <w:t xml:space="preserve">자료 검수·테스트·화면 점검 — 데이터 공식 URL·조건·확인일 대조, 체크리스트로 PC·휴대폰 테스트(2번)·개선 리포트</w:t>
+              <w:t xml:space="preserve">자료 검수·테스트·화면 점검 — 데이터 공식 URL·조건·확인일 대조, 체크리스트로 PC·휴대폰 테스트(2번)·개선 리포트, 실사용자 섭외(4명), 발표자료</w:t>
             </w:r>
           </w:p>
         </w:tc>
@@ -2984,9 +2984,9 @@
       </w:tblPr>
       <w:tblGrid>
         <w:gridCol w:w="2460"/>
-        <w:gridCol w:w="2422"/>
-        <w:gridCol w:w="3172"/>
-        <w:gridCol w:w="2150"/>
+        <w:gridCol w:w="2408"/>
+        <w:gridCol w:w="3199"/>
+        <w:gridCol w:w="2137"/>
       </w:tblGrid>
       <w:tr>
         <w:trPr>
@@ -3029,7 +3029,7 @@
         </w:tc>
         <w:tc>
           <w:tcPr>
-            <w:tcW w:type="dxa" w:w="2422"/>
+            <w:tcW w:type="dxa" w:w="2408"/>
             <w:tcBorders>
               <w:top w:val="single" w:color="C9D3DF" w:sz="4"/>
               <w:left w:val="single" w:color="C9D3DF" w:sz="4"/>
@@ -3063,7 +3063,7 @@
         </w:tc>
         <w:tc>
           <w:tcPr>
-            <w:tcW w:type="dxa" w:w="3172"/>
+            <w:tcW w:type="dxa" w:w="3199"/>
             <w:tcBorders>
               <w:top w:val="single" w:color="C9D3DF" w:sz="4"/>
               <w:left w:val="single" w:color="C9D3DF" w:sz="4"/>
@@ -3091,13 +3091,13 @@
                 <w:sz w:val="17"/>
                 <w:szCs w:val="17"/>
               </w:rPr>
-              <w:t xml:space="preserve">최종(10/4)</w:t>
-            </w:r>
-          </w:p>
-        </w:tc>
-        <w:tc>
-          <w:tcPr>
-            <w:tcW w:type="dxa" w:w="2150"/>
+              <w:t xml:space="preserve">최종(10/5)</w:t>
+            </w:r>
+          </w:p>
+        </w:tc>
+        <w:tc>
+          <w:tcPr>
+            <w:tcW w:type="dxa" w:w="2137"/>
             <w:tcBorders>
               <w:top w:val="single" w:color="C9D3DF" w:sz="4"/>
               <w:left w:val="single" w:color="C9D3DF" w:sz="4"/>
@@ -3167,7 +3167,7 @@
         </w:tc>
         <w:tc>
           <w:tcPr>
-            <w:tcW w:type="dxa" w:w="2422"/>
+            <w:tcW w:type="dxa" w:w="2408"/>
             <w:tcBorders>
               <w:top w:val="single" w:color="C9D3DF" w:sz="4"/>
               <w:left w:val="single" w:color="C9D3DF" w:sz="4"/>
@@ -3197,7 +3197,7 @@
         </w:tc>
         <w:tc>
           <w:tcPr>
-            <w:tcW w:type="dxa" w:w="3172"/>
+            <w:tcW w:type="dxa" w:w="3199"/>
             <w:tcBorders>
               <w:top w:val="single" w:color="C9D3DF" w:sz="4"/>
               <w:left w:val="single" w:color="C9D3DF" w:sz="4"/>
@@ -3227,7 +3227,7 @@
         </w:tc>
         <w:tc>
           <w:tcPr>
-            <w:tcW w:type="dxa" w:w="2150"/>
+            <w:tcW w:type="dxa" w:w="2137"/>
             <w:tcBorders>
               <w:top w:val="single" w:color="C9D3DF" w:sz="4"/>
               <w:left w:val="single" w:color="C9D3DF" w:sz="4"/>
@@ -3293,7 +3293,7 @@
         </w:tc>
         <w:tc>
           <w:tcPr>
-            <w:tcW w:type="dxa" w:w="2422"/>
+            <w:tcW w:type="dxa" w:w="2408"/>
             <w:tcBorders>
               <w:top w:val="single" w:color="C9D3DF" w:sz="4"/>
               <w:left w:val="single" w:color="C9D3DF" w:sz="4"/>
@@ -3323,7 +3323,7 @@
         </w:tc>
         <w:tc>
           <w:tcPr>
-            <w:tcW w:type="dxa" w:w="3172"/>
+            <w:tcW w:type="dxa" w:w="3199"/>
             <w:tcBorders>
               <w:top w:val="single" w:color="C9D3DF" w:sz="4"/>
               <w:left w:val="single" w:color="C9D3DF" w:sz="4"/>
@@ -3353,7 +3353,7 @@
         </w:tc>
         <w:tc>
           <w:tcPr>
-            <w:tcW w:type="dxa" w:w="2150"/>
+            <w:tcW w:type="dxa" w:w="2137"/>
             <w:tcBorders>
               <w:top w:val="single" w:color="C9D3DF" w:sz="4"/>
               <w:left w:val="single" w:color="C9D3DF" w:sz="4"/>
@@ -3419,7 +3419,7 @@
         </w:tc>
         <w:tc>
           <w:tcPr>
-            <w:tcW w:type="dxa" w:w="2422"/>
+            <w:tcW w:type="dxa" w:w="2408"/>
             <w:tcBorders>
               <w:top w:val="single" w:color="C9D3DF" w:sz="4"/>
               <w:left w:val="single" w:color="C9D3DF" w:sz="4"/>
@@ -3449,7 +3449,7 @@
         </w:tc>
         <w:tc>
           <w:tcPr>
-            <w:tcW w:type="dxa" w:w="3172"/>
+            <w:tcW w:type="dxa" w:w="3199"/>
             <w:tcBorders>
               <w:top w:val="single" w:color="C9D3DF" w:sz="4"/>
               <w:left w:val="single" w:color="C9D3DF" w:sz="4"/>
@@ -3479,7 +3479,7 @@
         </w:tc>
         <w:tc>
           <w:tcPr>
-            <w:tcW w:type="dxa" w:w="2150"/>
+            <w:tcW w:type="dxa" w:w="2137"/>
             <w:tcBorders>
               <w:top w:val="single" w:color="C9D3DF" w:sz="4"/>
               <w:left w:val="single" w:color="C9D3DF" w:sz="4"/>
@@ -3545,7 +3545,7 @@
         </w:tc>
         <w:tc>
           <w:tcPr>
-            <w:tcW w:type="dxa" w:w="2422"/>
+            <w:tcW w:type="dxa" w:w="2408"/>
             <w:tcBorders>
               <w:top w:val="single" w:color="C9D3DF" w:sz="4"/>
               <w:left w:val="single" w:color="C9D3DF" w:sz="4"/>
@@ -3575,7 +3575,7 @@
         </w:tc>
         <w:tc>
           <w:tcPr>
-            <w:tcW w:type="dxa" w:w="3172"/>
+            <w:tcW w:type="dxa" w:w="3199"/>
             <w:tcBorders>
               <w:top w:val="single" w:color="C9D3DF" w:sz="4"/>
               <w:left w:val="single" w:color="C9D3DF" w:sz="4"/>
@@ -3605,7 +3605,7 @@
         </w:tc>
         <w:tc>
           <w:tcPr>
-            <w:tcW w:type="dxa" w:w="2150"/>
+            <w:tcW w:type="dxa" w:w="2137"/>
             <w:tcBorders>
               <w:top w:val="single" w:color="C9D3DF" w:sz="4"/>
               <w:left w:val="single" w:color="C9D3DF" w:sz="4"/>
@@ -3671,7 +3671,7 @@
         </w:tc>
         <w:tc>
           <w:tcPr>
-            <w:tcW w:type="dxa" w:w="2422"/>
+            <w:tcW w:type="dxa" w:w="2408"/>
             <w:tcBorders>
               <w:top w:val="single" w:color="C9D3DF" w:sz="4"/>
               <w:left w:val="single" w:color="C9D3DF" w:sz="4"/>
@@ -3701,7 +3701,7 @@
         </w:tc>
         <w:tc>
           <w:tcPr>
-            <w:tcW w:type="dxa" w:w="3172"/>
+            <w:tcW w:type="dxa" w:w="3199"/>
             <w:tcBorders>
               <w:top w:val="single" w:color="C9D3DF" w:sz="4"/>
               <w:left w:val="single" w:color="C9D3DF" w:sz="4"/>
@@ -3731,7 +3731,7 @@
         </w:tc>
         <w:tc>
           <w:tcPr>
-            <w:tcW w:type="dxa" w:w="2150"/>
+            <w:tcW w:type="dxa" w:w="2137"/>
             <w:tcBorders>
               <w:top w:val="single" w:color="C9D3DF" w:sz="4"/>
               <w:left w:val="single" w:color="C9D3DF" w:sz="4"/>
@@ -3797,7 +3797,7 @@
         </w:tc>
         <w:tc>
           <w:tcPr>
-            <w:tcW w:type="dxa" w:w="2422"/>
+            <w:tcW w:type="dxa" w:w="2408"/>
             <w:tcBorders>
               <w:top w:val="single" w:color="C9D3DF" w:sz="4"/>
               <w:left w:val="single" w:color="C9D3DF" w:sz="4"/>
@@ -3827,7 +3827,7 @@
         </w:tc>
         <w:tc>
           <w:tcPr>
-            <w:tcW w:type="dxa" w:w="3172"/>
+            <w:tcW w:type="dxa" w:w="3199"/>
             <w:tcBorders>
               <w:top w:val="single" w:color="C9D3DF" w:sz="4"/>
               <w:left w:val="single" w:color="C9D3DF" w:sz="4"/>
@@ -3857,7 +3857,7 @@
         </w:tc>
         <w:tc>
           <w:tcPr>
-            <w:tcW w:type="dxa" w:w="2150"/>
+            <w:tcW w:type="dxa" w:w="2137"/>
             <w:tcBorders>
               <w:top w:val="single" w:color="C9D3DF" w:sz="4"/>
               <w:left w:val="single" w:color="C9D3DF" w:sz="4"/>
@@ -3923,7 +3923,7 @@
         </w:tc>
         <w:tc>
           <w:tcPr>
-            <w:tcW w:type="dxa" w:w="2422"/>
+            <w:tcW w:type="dxa" w:w="2408"/>
             <w:tcBorders>
               <w:top w:val="single" w:color="C9D3DF" w:sz="4"/>
               <w:left w:val="single" w:color="C9D3DF" w:sz="4"/>
@@ -3953,37 +3953,37 @@
         </w:tc>
         <w:tc>
           <w:tcPr>
-            <w:tcW w:type="dxa" w:w="3172"/>
-            <w:tcBorders>
-              <w:top w:val="single" w:color="C9D3DF" w:sz="4"/>
-              <w:left w:val="single" w:color="C9D3DF" w:sz="4"/>
-              <w:bottom w:val="single" w:color="C9D3DF" w:sz="4"/>
-              <w:right w:val="single" w:color="C9D3DF" w:sz="4"/>
-            </w:tcBorders>
-            <w:tcMar>
-              <w:top w:type="dxa" w:w="50"/>
-              <w:left w:type="dxa" w:w="80"/>
-              <w:bottom w:type="dxa" w:w="50"/>
-              <w:right w:type="dxa" w:w="80"/>
-            </w:tcMar>
-          </w:tcPr>
-          <w:p>
-            <w:pPr>
-              <w:jc w:val="left"/>
-            </w:pPr>
-            <w:r>
-              <w:rPr>
-                <w:rFonts w:ascii="Malgun Gothic" w:cs="Malgun Gothic" w:eastAsia="Malgun Gothic" w:hAnsi="Malgun Gothic"/>
-                <w:sz w:val="17"/>
-                <w:szCs w:val="17"/>
-              </w:rPr>
-              <w:t xml:space="preserve">A 조준수: UX·발표·품질 검증·최종 검수(배포·Secrets 관리) / B 이혜경: 기획·데이터 검증·알림 기능 개발·문서 / C 이미영: 자료 검수·테스트·기능별 화면 점검</w:t>
-            </w:r>
-          </w:p>
-        </w:tc>
-        <w:tc>
-          <w:tcPr>
-            <w:tcW w:type="dxa" w:w="2150"/>
+            <w:tcW w:type="dxa" w:w="3199"/>
+            <w:tcBorders>
+              <w:top w:val="single" w:color="C9D3DF" w:sz="4"/>
+              <w:left w:val="single" w:color="C9D3DF" w:sz="4"/>
+              <w:bottom w:val="single" w:color="C9D3DF" w:sz="4"/>
+              <w:right w:val="single" w:color="C9D3DF" w:sz="4"/>
+            </w:tcBorders>
+            <w:tcMar>
+              <w:top w:type="dxa" w:w="50"/>
+              <w:left w:type="dxa" w:w="80"/>
+              <w:bottom w:type="dxa" w:w="50"/>
+              <w:right w:type="dxa" w:w="80"/>
+            </w:tcMar>
+          </w:tcPr>
+          <w:p>
+            <w:pPr>
+              <w:jc w:val="left"/>
+            </w:pPr>
+            <w:r>
+              <w:rPr>
+                <w:rFonts w:ascii="Malgun Gothic" w:cs="Malgun Gothic" w:eastAsia="Malgun Gothic" w:hAnsi="Malgun Gothic"/>
+                <w:sz w:val="17"/>
+                <w:szCs w:val="17"/>
+              </w:rPr>
+              <w:t xml:space="preserve">A 조준수: 전체 검수·UX/UI 개선·시연동영상 편집(배포·Secrets 관리) / B 이혜경: 기획·데이터 검증·알림 기능 개발·문서 / C 이미영: 자료 검수·테스트·화면 점검·실사용자 섭외·발표자료</w:t>
+            </w:r>
+          </w:p>
+        </w:tc>
+        <w:tc>
+          <w:tcPr>
+            <w:tcW w:type="dxa" w:w="2137"/>
             <w:tcBorders>
               <w:top w:val="single" w:color="C9D3DF" w:sz="4"/>
               <w:left w:val="single" w:color="C9D3DF" w:sz="4"/>

--- a/deliverables/submission/오이소창원_참가신청서_한글양식_붙여넣기용_20261004.docx
+++ b/deliverables/submission/오이소창원_참가신청서_한글양식_붙여넣기용_20261004.docx
@@ -429,7 +429,7 @@
                 <w:sz w:val="17"/>
                 <w:szCs w:val="17"/>
               </w:rPr>
-              <w:t xml:space="preserve">9/28 제출본 그대로(조**, 이*경, 이*영, 연락처·소속·주소). 이*영 소속: [이미영 님 자료 확인 후 기재 — 프리랜서 강사, 소속 직장·사업자등록 여부]</w:t>
+              <w:t xml:space="preserve">9/28 제출본 그대로(조**, 이*경, 이*영, 연락처·소속·주소). 이*영 소속: 프리랜서 강사(개인사업자, 사업자등록증 있음 — 상호·사업자등록번호는 사업자등록증을 받은 조준수 님이 기재)</w:t>
             </w:r>
           </w:p>
         </w:tc>
@@ -1925,7 +1925,7 @@
                 <w:sz w:val="17"/>
                 <w:szCs w:val="17"/>
               </w:rPr>
-              <w:t xml:space="preserve">팀장 노트북·휴대폰 전체 검수 후 UX/UI 개선 4번(여백·정렬·카드·입력 폼·질문/답변 배치, 기능 변경 없음, 자동 테스트 127개 통과), 시연동영상(웹·모바일) 촬영·편집, 발표자료 제작</w:t>
+              <w:t xml:space="preserve">팀장 노트북·휴대폰 전체 검수 후 UX/UI 개선 5번(여백·정렬·카드·입력 폼·질문/답변 배치, 기능 변경 없음, 자동 테스트 127개 통과), 시연동영상(웹·모바일) 촬영·편집, 발표자료 제작</w:t>
             </w:r>
           </w:p>
         </w:tc>
@@ -2455,7 +2455,7 @@
                 <w:sz w:val="17"/>
                 <w:szCs w:val="17"/>
               </w:rPr>
-              <w:t xml:space="preserve">테스트 3종 총 53회 — 실사용자 4명(문항 평균 4.56/5, 만족도 4.75/5, 추천 4/4) · 팀 자체 37회(지적 87건 모두 반영) · AI 자동 12회</w:t>
+              <w:t xml:space="preserve">테스트 3종 총 54회 — 실사용자 4명(문항 평균 4.56/5, 만족도 4.75/5, 추천 4/4) · 팀 자체 38회(지적 88건 모두 반영) · AI 자동 12회</w:t>
             </w:r>
           </w:p>
         </w:tc>
@@ -2747,7 +2747,7 @@
                 <w:sz w:val="17"/>
                 <w:szCs w:val="17"/>
               </w:rPr>
-              <w:t xml:space="preserve">UX·품질 검증·최종 검수 — 사용자 시나리오, 화면·흐름 검토, 기능 테스트(10번), 노트북·휴대폰 전체 검수 후 UX/UI 개선(10/5), 배포·Streamlit Secrets(API 키·메일 발송 계정) 관리, 시연동영상 편집·발표</w:t>
+              <w:t xml:space="preserve">UX·품질 검증·최종 검수 — 사용자 시나리오, 화면·흐름 검토, 기능 테스트(11번), 노트북·휴대폰 전체 검수 후 UX/UI 개선(10/5), 배포·Streamlit Secrets(API 키·메일 발송 계정) 관리, 시연동영상 편집·발표</w:t>
             </w:r>
           </w:p>
         </w:tc>
